--- a/klagomål/A 8982-2025 FSC-klagomål.docx
+++ b/klagomål/A 8982-2025 FSC-klagomål.docx
@@ -905,7 +905,7 @@
     <w:r>
       <w:tab/>
       <w:tab/>
-      <w:t>2025-02-26</w:t>
+      <w:t>2025-02-27</w:t>
       <w:br/>
       <w:br/>
     </w:r>

--- a/klagomål/A 8982-2025 FSC-klagomål.docx
+++ b/klagomål/A 8982-2025 FSC-klagomål.docx
@@ -905,7 +905,7 @@
     <w:r>
       <w:tab/>
       <w:tab/>
-      <w:t>2025-02-27</w:t>
+      <w:t>2025-02-28</w:t>
       <w:br/>
       <w:br/>
     </w:r>

--- a/klagomål/A 8982-2025 FSC-klagomål.docx
+++ b/klagomål/A 8982-2025 FSC-klagomål.docx
@@ -905,7 +905,7 @@
     <w:r>
       <w:tab/>
       <w:tab/>
-      <w:t>2025-02-28</w:t>
+      <w:t>2025-03-01</w:t>
       <w:br/>
       <w:br/>
     </w:r>

--- a/klagomål/A 8982-2025 FSC-klagomål.docx
+++ b/klagomål/A 8982-2025 FSC-klagomål.docx
@@ -905,7 +905,7 @@
     <w:r>
       <w:tab/>
       <w:tab/>
-      <w:t>2025-03-01</w:t>
+      <w:t>2025-03-02</w:t>
       <w:br/>
       <w:br/>
     </w:r>

--- a/klagomål/A 8982-2025 FSC-klagomål.docx
+++ b/klagomål/A 8982-2025 FSC-klagomål.docx
@@ -905,7 +905,7 @@
     <w:r>
       <w:tab/>
       <w:tab/>
-      <w:t>2025-03-02</w:t>
+      <w:t>2025-03-03</w:t>
       <w:br/>
       <w:br/>
     </w:r>

--- a/klagomål/A 8982-2025 FSC-klagomål.docx
+++ b/klagomål/A 8982-2025 FSC-klagomål.docx
@@ -905,7 +905,7 @@
     <w:r>
       <w:tab/>
       <w:tab/>
-      <w:t>2025-03-03</w:t>
+      <w:t>2025-03-04</w:t>
       <w:br/>
       <w:br/>
     </w:r>

--- a/klagomål/A 8982-2025 FSC-klagomål.docx
+++ b/klagomål/A 8982-2025 FSC-klagomål.docx
@@ -905,7 +905,7 @@
     <w:r>
       <w:tab/>
       <w:tab/>
-      <w:t>2025-03-04</w:t>
+      <w:t>2025-03-05</w:t>
       <w:br/>
       <w:br/>
     </w:r>

--- a/klagomål/A 8982-2025 FSC-klagomål.docx
+++ b/klagomål/A 8982-2025 FSC-klagomål.docx
@@ -905,7 +905,7 @@
     <w:r>
       <w:tab/>
       <w:tab/>
-      <w:t>2025-03-05</w:t>
+      <w:t>2025-03-06</w:t>
       <w:br/>
       <w:br/>
     </w:r>

--- a/klagomål/A 8982-2025 FSC-klagomål.docx
+++ b/klagomål/A 8982-2025 FSC-klagomål.docx
@@ -905,7 +905,7 @@
     <w:r>
       <w:tab/>
       <w:tab/>
-      <w:t>2025-03-06</w:t>
+      <w:t>2025-03-07</w:t>
       <w:br/>
       <w:br/>
     </w:r>

--- a/klagomål/A 8982-2025 FSC-klagomål.docx
+++ b/klagomål/A 8982-2025 FSC-klagomål.docx
@@ -905,7 +905,7 @@
     <w:r>
       <w:tab/>
       <w:tab/>
-      <w:t>2025-03-07</w:t>
+      <w:t>2025-03-08</w:t>
       <w:br/>
       <w:br/>
     </w:r>

--- a/klagomål/A 8982-2025 FSC-klagomål.docx
+++ b/klagomål/A 8982-2025 FSC-klagomål.docx
@@ -905,7 +905,7 @@
     <w:r>
       <w:tab/>
       <w:tab/>
-      <w:t>2025-03-08</w:t>
+      <w:t>2025-03-09</w:t>
       <w:br/>
       <w:br/>
     </w:r>

--- a/klagomål/A 8982-2025 FSC-klagomål.docx
+++ b/klagomål/A 8982-2025 FSC-klagomål.docx
@@ -905,7 +905,7 @@
     <w:r>
       <w:tab/>
       <w:tab/>
-      <w:t>2025-03-09</w:t>
+      <w:t>2025-03-10</w:t>
       <w:br/>
       <w:br/>
     </w:r>

--- a/klagomål/A 8982-2025 FSC-klagomål.docx
+++ b/klagomål/A 8982-2025 FSC-klagomål.docx
@@ -905,7 +905,7 @@
     <w:r>
       <w:tab/>
       <w:tab/>
-      <w:t>2025-03-10</w:t>
+      <w:t>2025-03-11</w:t>
       <w:br/>
       <w:br/>
     </w:r>

--- a/klagomål/A 8982-2025 FSC-klagomål.docx
+++ b/klagomål/A 8982-2025 FSC-klagomål.docx
@@ -905,7 +905,7 @@
     <w:r>
       <w:tab/>
       <w:tab/>
-      <w:t>2025-03-11</w:t>
+      <w:t>2025-03-12</w:t>
       <w:br/>
       <w:br/>
     </w:r>

--- a/klagomål/A 8982-2025 FSC-klagomål.docx
+++ b/klagomål/A 8982-2025 FSC-klagomål.docx
@@ -905,7 +905,7 @@
     <w:r>
       <w:tab/>
       <w:tab/>
-      <w:t>2025-03-12</w:t>
+      <w:t>2025-03-13</w:t>
       <w:br/>
       <w:br/>
     </w:r>

--- a/klagomål/A 8982-2025 FSC-klagomål.docx
+++ b/klagomål/A 8982-2025 FSC-klagomål.docx
@@ -905,7 +905,7 @@
     <w:r>
       <w:tab/>
       <w:tab/>
-      <w:t>2025-03-13</w:t>
+      <w:t>2025-03-14</w:t>
       <w:br/>
       <w:br/>
     </w:r>

--- a/klagomål/A 8982-2025 FSC-klagomål.docx
+++ b/klagomål/A 8982-2025 FSC-klagomål.docx
@@ -905,7 +905,7 @@
     <w:r>
       <w:tab/>
       <w:tab/>
-      <w:t>2025-03-14</w:t>
+      <w:t>2025-03-15</w:t>
       <w:br/>
       <w:br/>
     </w:r>

--- a/klagomål/A 8982-2025 FSC-klagomål.docx
+++ b/klagomål/A 8982-2025 FSC-klagomål.docx
@@ -905,7 +905,7 @@
     <w:r>
       <w:tab/>
       <w:tab/>
-      <w:t>2025-03-15</w:t>
+      <w:t>2025-03-16</w:t>
       <w:br/>
       <w:br/>
     </w:r>

--- a/klagomål/A 8982-2025 FSC-klagomål.docx
+++ b/klagomål/A 8982-2025 FSC-klagomål.docx
@@ -905,7 +905,7 @@
     <w:r>
       <w:tab/>
       <w:tab/>
-      <w:t>2025-03-16</w:t>
+      <w:t>2025-03-17</w:t>
       <w:br/>
       <w:br/>
     </w:r>

--- a/klagomål/A 8982-2025 FSC-klagomål.docx
+++ b/klagomål/A 8982-2025 FSC-klagomål.docx
@@ -905,7 +905,7 @@
     <w:r>
       <w:tab/>
       <w:tab/>
-      <w:t>2025-03-17</w:t>
+      <w:t>2025-03-18</w:t>
       <w:br/>
       <w:br/>
     </w:r>

--- a/klagomål/A 8982-2025 FSC-klagomål.docx
+++ b/klagomål/A 8982-2025 FSC-klagomål.docx
@@ -905,7 +905,7 @@
     <w:r>
       <w:tab/>
       <w:tab/>
-      <w:t>2025-03-18</w:t>
+      <w:t>2025-03-19</w:t>
       <w:br/>
       <w:br/>
     </w:r>

--- a/klagomål/A 8982-2025 FSC-klagomål.docx
+++ b/klagomål/A 8982-2025 FSC-klagomål.docx
@@ -905,7 +905,7 @@
     <w:r>
       <w:tab/>
       <w:tab/>
-      <w:t>2025-03-19</w:t>
+      <w:t>2025-03-20</w:t>
       <w:br/>
       <w:br/>
     </w:r>

--- a/klagomål/A 8982-2025 FSC-klagomål.docx
+++ b/klagomål/A 8982-2025 FSC-klagomål.docx
@@ -905,7 +905,7 @@
     <w:r>
       <w:tab/>
       <w:tab/>
-      <w:t>2025-03-20</w:t>
+      <w:t>2025-03-21</w:t>
       <w:br/>
       <w:br/>
     </w:r>

--- a/klagomål/A 8982-2025 FSC-klagomål.docx
+++ b/klagomål/A 8982-2025 FSC-klagomål.docx
@@ -905,7 +905,7 @@
     <w:r>
       <w:tab/>
       <w:tab/>
-      <w:t>2025-03-21</w:t>
+      <w:t>2025-03-22</w:t>
       <w:br/>
       <w:br/>
     </w:r>

--- a/klagomål/A 8982-2025 FSC-klagomål.docx
+++ b/klagomål/A 8982-2025 FSC-klagomål.docx
@@ -905,7 +905,7 @@
     <w:r>
       <w:tab/>
       <w:tab/>
-      <w:t>2025-03-22</w:t>
+      <w:t>2025-03-23</w:t>
       <w:br/>
       <w:br/>
     </w:r>

--- a/klagomål/A 8982-2025 FSC-klagomål.docx
+++ b/klagomål/A 8982-2025 FSC-klagomål.docx
@@ -905,7 +905,7 @@
     <w:r>
       <w:tab/>
       <w:tab/>
-      <w:t>2025-03-23</w:t>
+      <w:t>2025-03-24</w:t>
       <w:br/>
       <w:br/>
     </w:r>

--- a/klagomål/A 8982-2025 FSC-klagomål.docx
+++ b/klagomål/A 8982-2025 FSC-klagomål.docx
@@ -905,7 +905,7 @@
     <w:r>
       <w:tab/>
       <w:tab/>
-      <w:t>2025-03-24</w:t>
+      <w:t>2025-03-25</w:t>
       <w:br/>
       <w:br/>
     </w:r>

--- a/klagomål/A 8982-2025 FSC-klagomål.docx
+++ b/klagomål/A 8982-2025 FSC-klagomål.docx
@@ -905,7 +905,7 @@
     <w:r>
       <w:tab/>
       <w:tab/>
-      <w:t>2025-03-25</w:t>
+      <w:t>2025-03-26</w:t>
       <w:br/>
       <w:br/>
     </w:r>

--- a/klagomål/A 8982-2025 FSC-klagomål.docx
+++ b/klagomål/A 8982-2025 FSC-klagomål.docx
@@ -905,7 +905,7 @@
     <w:r>
       <w:tab/>
       <w:tab/>
-      <w:t>2025-03-26</w:t>
+      <w:t>2025-03-27</w:t>
       <w:br/>
       <w:br/>
     </w:r>

--- a/klagomål/A 8982-2025 FSC-klagomål.docx
+++ b/klagomål/A 8982-2025 FSC-klagomål.docx
@@ -905,7 +905,7 @@
     <w:r>
       <w:tab/>
       <w:tab/>
-      <w:t>2025-03-27</w:t>
+      <w:t>2025-03-28</w:t>
       <w:br/>
       <w:br/>
     </w:r>

--- a/klagomål/A 8982-2025 FSC-klagomål.docx
+++ b/klagomål/A 8982-2025 FSC-klagomål.docx
@@ -905,7 +905,7 @@
     <w:r>
       <w:tab/>
       <w:tab/>
-      <w:t>2025-04-02</w:t>
+      <w:t>2025-04-03</w:t>
       <w:br/>
       <w:br/>
     </w:r>

--- a/klagomål/A 8982-2025 FSC-klagomål.docx
+++ b/klagomål/A 8982-2025 FSC-klagomål.docx
@@ -905,7 +905,7 @@
     <w:r>
       <w:tab/>
       <w:tab/>
-      <w:t>2025-04-03</w:t>
+      <w:t>2025-04-05</w:t>
       <w:br/>
       <w:br/>
     </w:r>

--- a/klagomål/A 8982-2025 FSC-klagomål.docx
+++ b/klagomål/A 8982-2025 FSC-klagomål.docx
@@ -905,7 +905,7 @@
     <w:r>
       <w:tab/>
       <w:tab/>
-      <w:t>2025-04-05</w:t>
+      <w:t>2025-04-06</w:t>
       <w:br/>
       <w:br/>
     </w:r>

--- a/klagomål/A 8982-2025 FSC-klagomål.docx
+++ b/klagomål/A 8982-2025 FSC-klagomål.docx
@@ -905,7 +905,7 @@
     <w:r>
       <w:tab/>
       <w:tab/>
-      <w:t>2025-04-06</w:t>
+      <w:t>2025-04-07</w:t>
       <w:br/>
       <w:br/>
     </w:r>

--- a/klagomål/A 8982-2025 FSC-klagomål.docx
+++ b/klagomål/A 8982-2025 FSC-klagomål.docx
@@ -905,7 +905,7 @@
     <w:r>
       <w:tab/>
       <w:tab/>
-      <w:t>2025-04-07</w:t>
+      <w:t>2025-04-08</w:t>
       <w:br/>
       <w:br/>
     </w:r>

--- a/klagomål/A 8982-2025 FSC-klagomål.docx
+++ b/klagomål/A 8982-2025 FSC-klagomål.docx
@@ -905,7 +905,7 @@
     <w:r>
       <w:tab/>
       <w:tab/>
-      <w:t>2025-04-08</w:t>
+      <w:t>2025-04-09</w:t>
       <w:br/>
       <w:br/>
     </w:r>

--- a/klagomål/A 8982-2025 FSC-klagomål.docx
+++ b/klagomål/A 8982-2025 FSC-klagomål.docx
@@ -244,6 +244,17 @@
       </w:pPr>
       <w:r>
         <w:t>Figur 1. Fyndplatser för naturvårdsarter i det avverkningsanmälda området (röd linje). Markörer utan svart kant är placerade på fyndplatsen. Markörer med svart kant är placerade vid sidan av fyndplatsen och har ett svart streck som visar fyndplatsens exakta position. Kartans mittpunktskoordinat är N 6991557, E 460472 i SWEREF 99 TM.</w:t>
+      </w:r>
+    </w:p>
+    <w:p>
+      <w:r>
+        <w:rPr>
+          <w:b/>
+        </w:rPr>
+        <w:t>Garnlav (NT)</w:t>
+      </w:r>
+      <w:r>
+        <w:t xml:space="preserve"> är en utpräglad barrskogsart som ibland kan drapera träden i norrländska grannaturskogar med hög luftfuktighet. Den förekommer även i talldominerade bestånd där den, förutom i trädens grenverk, påträffas hängande över ojämnheter i tallbarken. Arten har minskat starkt i södra och mellersta Sverige och den minskar även i sitt nordliga utbredningsområde. Orsaken till tillbakagången beror främst på slutavverkningar av naturskogsartade skogar. Bestånd med riklig förekomst bör regelmässigt sparas. Garnlav är värdväxt för den mycket sällsynta och akut hotade fjärilen barrskogslavfly (CR) som hör hemma i boreala barrskogar med riklig förekomst av värdväxten. Tidigare kunde arten konstateras årligen på flera platser vid Dala-Floda i Dalarna innan lokalerna kalavverkades. Senaste fyndet i landet av barrskogslavfly är från år 2000 då den påträffades vid Högberget i Sollefteå kommun (SLU Artdatabanken, 2024).</w:t>
       </w:r>
     </w:p>
     <w:p>
@@ -718,7 +729,7 @@
         <w:t xml:space="preserve">Level and pattern of overstory retention interact to shape long-term responses of understories to timber harvest. </w:t>
       </w:r>
       <w:r>
-        <w:t xml:space="preserve">Ecological Applications, 22, 2049–2064 </w:t>
+        <w:t>Ecological Applications, 22, 2049–2064</w:t>
       </w:r>
     </w:p>
     <w:p>
@@ -905,7 +916,7 @@
     <w:r>
       <w:tab/>
       <w:tab/>
-      <w:t>2025-04-09</w:t>
+      <w:t>2025-04-10</w:t>
       <w:br/>
       <w:br/>
     </w:r>

--- a/klagomål/A 8982-2025 FSC-klagomål.docx
+++ b/klagomål/A 8982-2025 FSC-klagomål.docx
@@ -916,7 +916,7 @@
     <w:r>
       <w:tab/>
       <w:tab/>
-      <w:t>2025-04-10</w:t>
+      <w:t>2025-04-11</w:t>
       <w:br/>
       <w:br/>
     </w:r>

--- a/klagomål/A 8982-2025 FSC-klagomål.docx
+++ b/klagomål/A 8982-2025 FSC-klagomål.docx
@@ -916,7 +916,7 @@
     <w:r>
       <w:tab/>
       <w:tab/>
-      <w:t>2025-05-03</w:t>
+      <w:t>2025-05-04</w:t>
       <w:br/>
       <w:br/>
     </w:r>

--- a/klagomål/A 8982-2025 FSC-klagomål.docx
+++ b/klagomål/A 8982-2025 FSC-klagomål.docx
@@ -916,7 +916,7 @@
     <w:r>
       <w:tab/>
       <w:tab/>
-      <w:t>2025-05-04</w:t>
+      <w:t>2025-05-06</w:t>
       <w:br/>
       <w:br/>
     </w:r>

--- a/klagomål/A 8982-2025 FSC-klagomål.docx
+++ b/klagomål/A 8982-2025 FSC-klagomål.docx
@@ -916,7 +916,7 @@
     <w:r>
       <w:tab/>
       <w:tab/>
-      <w:t>2025-05-06</w:t>
+      <w:t>2025-05-07</w:t>
       <w:br/>
       <w:br/>
     </w:r>

--- a/klagomål/A 8982-2025 FSC-klagomål.docx
+++ b/klagomål/A 8982-2025 FSC-klagomål.docx
@@ -916,7 +916,7 @@
     <w:r>
       <w:tab/>
       <w:tab/>
-      <w:t>2025-05-07</w:t>
+      <w:t>2025-05-08</w:t>
       <w:br/>
       <w:br/>
     </w:r>

--- a/klagomål/A 8982-2025 FSC-klagomål.docx
+++ b/klagomål/A 8982-2025 FSC-klagomål.docx
@@ -916,7 +916,7 @@
     <w:r>
       <w:tab/>
       <w:tab/>
-      <w:t>2025-05-08</w:t>
+      <w:t>2025-05-09</w:t>
       <w:br/>
       <w:br/>
     </w:r>

--- a/klagomål/A 8982-2025 FSC-klagomål.docx
+++ b/klagomål/A 8982-2025 FSC-klagomål.docx
@@ -916,7 +916,7 @@
     <w:r>
       <w:tab/>
       <w:tab/>
-      <w:t>2025-05-09</w:t>
+      <w:t>2025-05-10</w:t>
       <w:br/>
       <w:br/>
     </w:r>

--- a/klagomål/A 8982-2025 FSC-klagomål.docx
+++ b/klagomål/A 8982-2025 FSC-klagomål.docx
@@ -916,7 +916,7 @@
     <w:r>
       <w:tab/>
       <w:tab/>
-      <w:t>2025-05-10</w:t>
+      <w:t>2025-05-11</w:t>
       <w:br/>
       <w:br/>
     </w:r>

--- a/klagomål/A 8982-2025 FSC-klagomål.docx
+++ b/klagomål/A 8982-2025 FSC-klagomål.docx
@@ -916,7 +916,7 @@
     <w:r>
       <w:tab/>
       <w:tab/>
-      <w:t>2025-05-11</w:t>
+      <w:t>2025-05-12</w:t>
       <w:br/>
       <w:br/>
     </w:r>

--- a/klagomål/A 8982-2025 FSC-klagomål.docx
+++ b/klagomål/A 8982-2025 FSC-klagomål.docx
@@ -916,7 +916,7 @@
     <w:r>
       <w:tab/>
       <w:tab/>
-      <w:t>2025-05-12</w:t>
+      <w:t>2025-05-13</w:t>
       <w:br/>
       <w:br/>
     </w:r>

--- a/klagomål/A 8982-2025 FSC-klagomål.docx
+++ b/klagomål/A 8982-2025 FSC-klagomål.docx
@@ -916,7 +916,7 @@
     <w:r>
       <w:tab/>
       <w:tab/>
-      <w:t>2025-05-13</w:t>
+      <w:t>2025-05-14</w:t>
       <w:br/>
       <w:br/>
     </w:r>

--- a/klagomål/A 8982-2025 FSC-klagomål.docx
+++ b/klagomål/A 8982-2025 FSC-klagomål.docx
@@ -916,7 +916,7 @@
     <w:r>
       <w:tab/>
       <w:tab/>
-      <w:t>2025-05-14</w:t>
+      <w:t>2025-05-15</w:t>
       <w:br/>
       <w:br/>
     </w:r>

--- a/klagomål/A 8982-2025 FSC-klagomål.docx
+++ b/klagomål/A 8982-2025 FSC-klagomål.docx
@@ -916,7 +916,7 @@
     <w:r>
       <w:tab/>
       <w:tab/>
-      <w:t>2025-05-15</w:t>
+      <w:t>2025-05-16</w:t>
       <w:br/>
       <w:br/>
     </w:r>

--- a/klagomål/A 8982-2025 FSC-klagomål.docx
+++ b/klagomål/A 8982-2025 FSC-klagomål.docx
@@ -916,7 +916,7 @@
     <w:r>
       <w:tab/>
       <w:tab/>
-      <w:t>2025-05-16</w:t>
+      <w:t>2025-05-17</w:t>
       <w:br/>
       <w:br/>
     </w:r>

--- a/klagomål/A 8982-2025 FSC-klagomål.docx
+++ b/klagomål/A 8982-2025 FSC-klagomål.docx
@@ -916,7 +916,7 @@
     <w:r>
       <w:tab/>
       <w:tab/>
-      <w:t>2025-05-17</w:t>
+      <w:t>2025-05-18</w:t>
       <w:br/>
       <w:br/>
     </w:r>

--- a/klagomål/A 8982-2025 FSC-klagomål.docx
+++ b/klagomål/A 8982-2025 FSC-klagomål.docx
@@ -916,7 +916,7 @@
     <w:r>
       <w:tab/>
       <w:tab/>
-      <w:t>2025-05-18</w:t>
+      <w:t>2025-05-19</w:t>
       <w:br/>
       <w:br/>
     </w:r>

--- a/klagomål/A 8982-2025 FSC-klagomål.docx
+++ b/klagomål/A 8982-2025 FSC-klagomål.docx
@@ -916,7 +916,7 @@
     <w:r>
       <w:tab/>
       <w:tab/>
-      <w:t>2025-05-19</w:t>
+      <w:t>2025-05-20</w:t>
       <w:br/>
       <w:br/>
     </w:r>

--- a/klagomål/A 8982-2025 FSC-klagomål.docx
+++ b/klagomål/A 8982-2025 FSC-klagomål.docx
@@ -916,7 +916,7 @@
     <w:r>
       <w:tab/>
       <w:tab/>
-      <w:t>2025-05-20</w:t>
+      <w:t>2025-05-21</w:t>
       <w:br/>
       <w:br/>
     </w:r>

--- a/klagomål/A 8982-2025 FSC-klagomål.docx
+++ b/klagomål/A 8982-2025 FSC-klagomål.docx
@@ -916,7 +916,7 @@
     <w:r>
       <w:tab/>
       <w:tab/>
-      <w:t>2025-05-21</w:t>
+      <w:t>2025-05-22</w:t>
       <w:br/>
       <w:br/>
     </w:r>

--- a/klagomål/A 8982-2025 FSC-klagomål.docx
+++ b/klagomål/A 8982-2025 FSC-klagomål.docx
@@ -916,7 +916,7 @@
     <w:r>
       <w:tab/>
       <w:tab/>
-      <w:t>2025-05-22</w:t>
+      <w:t>2025-05-23</w:t>
       <w:br/>
       <w:br/>
     </w:r>

--- a/klagomål/A 8982-2025 FSC-klagomål.docx
+++ b/klagomål/A 8982-2025 FSC-klagomål.docx
@@ -916,7 +916,7 @@
     <w:r>
       <w:tab/>
       <w:tab/>
-      <w:t>2025-05-23</w:t>
+      <w:t>2025-05-24</w:t>
       <w:br/>
       <w:br/>
     </w:r>

--- a/klagomål/A 8982-2025 FSC-klagomål.docx
+++ b/klagomål/A 8982-2025 FSC-klagomål.docx
@@ -916,7 +916,7 @@
     <w:r>
       <w:tab/>
       <w:tab/>
-      <w:t>2025-05-24</w:t>
+      <w:t>2025-05-25</w:t>
       <w:br/>
       <w:br/>
     </w:r>

--- a/klagomål/A 8982-2025 FSC-klagomål.docx
+++ b/klagomål/A 8982-2025 FSC-klagomål.docx
@@ -916,7 +916,7 @@
     <w:r>
       <w:tab/>
       <w:tab/>
-      <w:t>2025-05-25</w:t>
+      <w:t>2025-05-26</w:t>
       <w:br/>
       <w:br/>
     </w:r>

--- a/klagomål/A 8982-2025 FSC-klagomål.docx
+++ b/klagomål/A 8982-2025 FSC-klagomål.docx
@@ -916,7 +916,7 @@
     <w:r>
       <w:tab/>
       <w:tab/>
-      <w:t>2025-05-26</w:t>
+      <w:t>2025-05-27</w:t>
       <w:br/>
       <w:br/>
     </w:r>

--- a/klagomål/A 8982-2025 FSC-klagomål.docx
+++ b/klagomål/A 8982-2025 FSC-klagomål.docx
@@ -916,7 +916,7 @@
     <w:r>
       <w:tab/>
       <w:tab/>
-      <w:t>2025-05-27</w:t>
+      <w:t>2025-05-30</w:t>
       <w:br/>
       <w:br/>
     </w:r>

--- a/klagomål/A 8982-2025 FSC-klagomål.docx
+++ b/klagomål/A 8982-2025 FSC-klagomål.docx
@@ -916,7 +916,7 @@
     <w:r>
       <w:tab/>
       <w:tab/>
-      <w:t>2025-05-30</w:t>
+      <w:t>2025-06-01</w:t>
       <w:br/>
       <w:br/>
     </w:r>

--- a/klagomål/A 8982-2025 FSC-klagomål.docx
+++ b/klagomål/A 8982-2025 FSC-klagomål.docx
@@ -916,7 +916,7 @@
     <w:r>
       <w:tab/>
       <w:tab/>
-      <w:t>2025-06-01</w:t>
+      <w:t>2025-06-02</w:t>
       <w:br/>
       <w:br/>
     </w:r>

--- a/klagomål/A 8982-2025 FSC-klagomål.docx
+++ b/klagomål/A 8982-2025 FSC-klagomål.docx
@@ -916,7 +916,7 @@
     <w:r>
       <w:tab/>
       <w:tab/>
-      <w:t>2025-06-02</w:t>
+      <w:t>2025-06-03</w:t>
       <w:br/>
       <w:br/>
     </w:r>

--- a/klagomål/A 8982-2025 FSC-klagomål.docx
+++ b/klagomål/A 8982-2025 FSC-klagomål.docx
@@ -916,7 +916,7 @@
     <w:r>
       <w:tab/>
       <w:tab/>
-      <w:t>2025-06-03</w:t>
+      <w:t>2025-06-04</w:t>
       <w:br/>
       <w:br/>
     </w:r>

--- a/klagomål/A 8982-2025 FSC-klagomål.docx
+++ b/klagomål/A 8982-2025 FSC-klagomål.docx
@@ -916,7 +916,7 @@
     <w:r>
       <w:tab/>
       <w:tab/>
-      <w:t>2025-06-04</w:t>
+      <w:t>2025-06-05</w:t>
       <w:br/>
       <w:br/>
     </w:r>

--- a/klagomål/A 8982-2025 FSC-klagomål.docx
+++ b/klagomål/A 8982-2025 FSC-klagomål.docx
@@ -916,7 +916,7 @@
     <w:r>
       <w:tab/>
       <w:tab/>
-      <w:t>2025-06-05</w:t>
+      <w:t>2025-06-13</w:t>
       <w:br/>
       <w:br/>
     </w:r>

--- a/klagomål/A 8982-2025 FSC-klagomål.docx
+++ b/klagomål/A 8982-2025 FSC-klagomål.docx
@@ -916,7 +916,7 @@
     <w:r>
       <w:tab/>
       <w:tab/>
-      <w:t>2025-06-13</w:t>
+      <w:t>2025-06-15</w:t>
       <w:br/>
       <w:br/>
     </w:r>

--- a/klagomål/A 8982-2025 FSC-klagomål.docx
+++ b/klagomål/A 8982-2025 FSC-klagomål.docx
@@ -916,7 +916,7 @@
     <w:r>
       <w:tab/>
       <w:tab/>
-      <w:t>2025-06-15</w:t>
+      <w:t>2025-06-16</w:t>
       <w:br/>
       <w:br/>
     </w:r>

--- a/klagomål/A 8982-2025 FSC-klagomål.docx
+++ b/klagomål/A 8982-2025 FSC-klagomål.docx
@@ -916,7 +916,7 @@
     <w:r>
       <w:tab/>
       <w:tab/>
-      <w:t>2025-06-16</w:t>
+      <w:t>2025-06-17</w:t>
       <w:br/>
       <w:br/>
     </w:r>

--- a/klagomål/A 8982-2025 FSC-klagomål.docx
+++ b/klagomål/A 8982-2025 FSC-klagomål.docx
@@ -916,7 +916,7 @@
     <w:r>
       <w:tab/>
       <w:tab/>
-      <w:t>2025-06-17</w:t>
+      <w:t>2025-06-18</w:t>
       <w:br/>
       <w:br/>
     </w:r>

--- a/klagomål/A 8982-2025 FSC-klagomål.docx
+++ b/klagomål/A 8982-2025 FSC-klagomål.docx
@@ -916,7 +916,7 @@
     <w:r>
       <w:tab/>
       <w:tab/>
-      <w:t>2025-06-18</w:t>
+      <w:t>2025-06-19</w:t>
       <w:br/>
       <w:br/>
     </w:r>

--- a/klagomål/A 8982-2025 FSC-klagomål.docx
+++ b/klagomål/A 8982-2025 FSC-klagomål.docx
@@ -916,7 +916,7 @@
     <w:r>
       <w:tab/>
       <w:tab/>
-      <w:t>2025-06-19</w:t>
+      <w:t>2025-06-20</w:t>
       <w:br/>
       <w:br/>
     </w:r>

--- a/klagomål/A 8982-2025 FSC-klagomål.docx
+++ b/klagomål/A 8982-2025 FSC-klagomål.docx
@@ -916,7 +916,7 @@
     <w:r>
       <w:tab/>
       <w:tab/>
-      <w:t>2025-06-20</w:t>
+      <w:t>2025-06-21</w:t>
       <w:br/>
       <w:br/>
     </w:r>

--- a/klagomål/A 8982-2025 FSC-klagomål.docx
+++ b/klagomål/A 8982-2025 FSC-klagomål.docx
@@ -916,7 +916,7 @@
     <w:r>
       <w:tab/>
       <w:tab/>
-      <w:t>2025-06-21</w:t>
+      <w:t>2025-06-22</w:t>
       <w:br/>
       <w:br/>
     </w:r>

--- a/klagomål/A 8982-2025 FSC-klagomål.docx
+++ b/klagomål/A 8982-2025 FSC-klagomål.docx
@@ -916,7 +916,7 @@
     <w:r>
       <w:tab/>
       <w:tab/>
-      <w:t>2025-06-22</w:t>
+      <w:t>2025-06-23</w:t>
       <w:br/>
       <w:br/>
     </w:r>

--- a/klagomål/A 8982-2025 FSC-klagomål.docx
+++ b/klagomål/A 8982-2025 FSC-klagomål.docx
@@ -916,7 +916,7 @@
     <w:r>
       <w:tab/>
       <w:tab/>
-      <w:t>2025-06-23</w:t>
+      <w:t>2025-06-24</w:t>
       <w:br/>
       <w:br/>
     </w:r>

--- a/klagomål/A 8982-2025 FSC-klagomål.docx
+++ b/klagomål/A 8982-2025 FSC-klagomål.docx
@@ -916,7 +916,7 @@
     <w:r>
       <w:tab/>
       <w:tab/>
-      <w:t>2025-06-24</w:t>
+      <w:t>2025-06-25</w:t>
       <w:br/>
       <w:br/>
     </w:r>

--- a/klagomål/A 8982-2025 FSC-klagomål.docx
+++ b/klagomål/A 8982-2025 FSC-klagomål.docx
@@ -916,7 +916,7 @@
     <w:r>
       <w:tab/>
       <w:tab/>
-      <w:t>2025-06-25</w:t>
+      <w:t>2025-06-26</w:t>
       <w:br/>
       <w:br/>
     </w:r>

--- a/klagomål/A 8982-2025 FSC-klagomål.docx
+++ b/klagomål/A 8982-2025 FSC-klagomål.docx
@@ -916,7 +916,7 @@
     <w:r>
       <w:tab/>
       <w:tab/>
-      <w:t>2025-06-26</w:t>
+      <w:t>2025-06-27</w:t>
       <w:br/>
       <w:br/>
     </w:r>

--- a/klagomål/A 8982-2025 FSC-klagomål.docx
+++ b/klagomål/A 8982-2025 FSC-klagomål.docx
@@ -916,7 +916,7 @@
     <w:r>
       <w:tab/>
       <w:tab/>
-      <w:t>2025-06-27</w:t>
+      <w:t>2025-06-28</w:t>
       <w:br/>
       <w:br/>
     </w:r>

--- a/klagomål/A 8982-2025 FSC-klagomål.docx
+++ b/klagomål/A 8982-2025 FSC-klagomål.docx
@@ -916,7 +916,7 @@
     <w:r>
       <w:tab/>
       <w:tab/>
-      <w:t>2025-06-28</w:t>
+      <w:t>2025-06-29</w:t>
       <w:br/>
       <w:br/>
     </w:r>

--- a/klagomål/A 8982-2025 FSC-klagomål.docx
+++ b/klagomål/A 8982-2025 FSC-klagomål.docx
@@ -916,7 +916,7 @@
     <w:r>
       <w:tab/>
       <w:tab/>
-      <w:t>2025-06-29</w:t>
+      <w:t>2025-06-30</w:t>
       <w:br/>
       <w:br/>
     </w:r>

--- a/klagomål/A 8982-2025 FSC-klagomål.docx
+++ b/klagomål/A 8982-2025 FSC-klagomål.docx
@@ -916,7 +916,7 @@
     <w:r>
       <w:tab/>
       <w:tab/>
-      <w:t>2025-06-30</w:t>
+      <w:t>2025-07-01</w:t>
       <w:br/>
       <w:br/>
     </w:r>

--- a/klagomål/A 8982-2025 FSC-klagomål.docx
+++ b/klagomål/A 8982-2025 FSC-klagomål.docx
@@ -916,7 +916,7 @@
     <w:r>
       <w:tab/>
       <w:tab/>
-      <w:t>2025-07-01</w:t>
+      <w:t>2025-07-02</w:t>
       <w:br/>
       <w:br/>
     </w:r>

--- a/klagomål/A 8982-2025 FSC-klagomål.docx
+++ b/klagomål/A 8982-2025 FSC-klagomål.docx
@@ -916,7 +916,7 @@
     <w:r>
       <w:tab/>
       <w:tab/>
-      <w:t>2025-07-02</w:t>
+      <w:t>2025-07-03</w:t>
       <w:br/>
       <w:br/>
     </w:r>

--- a/klagomål/A 8982-2025 FSC-klagomål.docx
+++ b/klagomål/A 8982-2025 FSC-klagomål.docx
@@ -916,7 +916,7 @@
     <w:r>
       <w:tab/>
       <w:tab/>
-      <w:t>2025-07-03</w:t>
+      <w:t>2025-07-04</w:t>
       <w:br/>
       <w:br/>
     </w:r>

--- a/klagomål/A 8982-2025 FSC-klagomål.docx
+++ b/klagomål/A 8982-2025 FSC-klagomål.docx
@@ -916,7 +916,7 @@
     <w:r>
       <w:tab/>
       <w:tab/>
-      <w:t>2025-07-04</w:t>
+      <w:t>2025-07-05</w:t>
       <w:br/>
       <w:br/>
     </w:r>

--- a/klagomål/A 8982-2025 FSC-klagomål.docx
+++ b/klagomål/A 8982-2025 FSC-klagomål.docx
@@ -916,7 +916,7 @@
     <w:r>
       <w:tab/>
       <w:tab/>
-      <w:t>2025-07-05</w:t>
+      <w:t>2025-07-06</w:t>
       <w:br/>
       <w:br/>
     </w:r>

--- a/klagomål/A 8982-2025 FSC-klagomål.docx
+++ b/klagomål/A 8982-2025 FSC-klagomål.docx
@@ -916,7 +916,7 @@
     <w:r>
       <w:tab/>
       <w:tab/>
-      <w:t>2025-07-06</w:t>
+      <w:t>2025-07-07</w:t>
       <w:br/>
       <w:br/>
     </w:r>

--- a/klagomål/A 8982-2025 FSC-klagomål.docx
+++ b/klagomål/A 8982-2025 FSC-klagomål.docx
@@ -916,7 +916,7 @@
     <w:r>
       <w:tab/>
       <w:tab/>
-      <w:t>2025-07-07</w:t>
+      <w:t>2025-07-08</w:t>
       <w:br/>
       <w:br/>
     </w:r>

--- a/klagomål/A 8982-2025 FSC-klagomål.docx
+++ b/klagomål/A 8982-2025 FSC-klagomål.docx
@@ -916,7 +916,7 @@
     <w:r>
       <w:tab/>
       <w:tab/>
-      <w:t>2025-07-08</w:t>
+      <w:t>2025-07-09</w:t>
       <w:br/>
       <w:br/>
     </w:r>

--- a/klagomål/A 8982-2025 FSC-klagomål.docx
+++ b/klagomål/A 8982-2025 FSC-klagomål.docx
@@ -916,7 +916,7 @@
     <w:r>
       <w:tab/>
       <w:tab/>
-      <w:t>2025-07-09</w:t>
+      <w:t>2025-07-11</w:t>
       <w:br/>
       <w:br/>
     </w:r>

--- a/klagomål/A 8982-2025 FSC-klagomål.docx
+++ b/klagomål/A 8982-2025 FSC-klagomål.docx
@@ -916,7 +916,7 @@
     <w:r>
       <w:tab/>
       <w:tab/>
-      <w:t>2025-07-11</w:t>
+      <w:t>2025-07-12</w:t>
       <w:br/>
       <w:br/>
     </w:r>

--- a/klagomål/A 8982-2025 FSC-klagomål.docx
+++ b/klagomål/A 8982-2025 FSC-klagomål.docx
@@ -916,7 +916,7 @@
     <w:r>
       <w:tab/>
       <w:tab/>
-      <w:t>2025-07-12</w:t>
+      <w:t>2025-07-13</w:t>
       <w:br/>
       <w:br/>
     </w:r>

--- a/klagomål/A 8982-2025 FSC-klagomål.docx
+++ b/klagomål/A 8982-2025 FSC-klagomål.docx
@@ -916,7 +916,7 @@
     <w:r>
       <w:tab/>
       <w:tab/>
-      <w:t>2025-07-13</w:t>
+      <w:t>2025-07-14</w:t>
       <w:br/>
       <w:br/>
     </w:r>

--- a/klagomål/A 8982-2025 FSC-klagomål.docx
+++ b/klagomål/A 8982-2025 FSC-klagomål.docx
@@ -954,7 +954,7 @@
     <w:r>
       <w:tab/>
       <w:tab/>
-      <w:t>2025-08-06</w:t>
+      <w:t>2025-08-09</w:t>
       <w:br/>
       <w:br/>
     </w:r>

--- a/klagomål/A 8982-2025 FSC-klagomål.docx
+++ b/klagomål/A 8982-2025 FSC-klagomål.docx
@@ -168,7 +168,7 @@
     </w:p>
     <w:p>
       <w:r>
-        <w:t>Detta dokument behandlar höga naturvärden i avverkningsanmälan A 8982-2025 i Åre kommun. Denna avverkningsanmälan inkom 2025-02-25 och omfattar 3,2 ha.</w:t>
+        <w:t>Detta dokument behandlar höga naturvärden i avverkningsanmälan A 8982-2025 i Åre kommun. Denna avverkningsanmälan inkom 2025-02-25 12:49:48 och omfattar 3,2 ha.</w:t>
       </w:r>
     </w:p>
     <w:p>

--- a/klagomål/A 8982-2025 FSC-klagomål.docx
+++ b/klagomål/A 8982-2025 FSC-klagomål.docx
@@ -954,7 +954,7 @@
     <w:r>
       <w:tab/>
       <w:tab/>
-      <w:t>2025-08-09</w:t>
+      <w:t>2025-08-10</w:t>
       <w:br/>
       <w:br/>
     </w:r>

--- a/klagomål/A 8982-2025 FSC-klagomål.docx
+++ b/klagomål/A 8982-2025 FSC-klagomål.docx
@@ -954,7 +954,7 @@
     <w:r>
       <w:tab/>
       <w:tab/>
-      <w:t>2025-08-10</w:t>
+      <w:t>2025-08-11</w:t>
       <w:br/>
       <w:br/>
     </w:r>

--- a/klagomål/A 8982-2025 FSC-klagomål.docx
+++ b/klagomål/A 8982-2025 FSC-klagomål.docx
@@ -954,7 +954,7 @@
     <w:r>
       <w:tab/>
       <w:tab/>
-      <w:t>2025-08-11</w:t>
+      <w:t>2025-08-12</w:t>
       <w:br/>
       <w:br/>
     </w:r>

--- a/klagomål/A 8982-2025 FSC-klagomål.docx
+++ b/klagomål/A 8982-2025 FSC-klagomål.docx
@@ -954,7 +954,7 @@
     <w:r>
       <w:tab/>
       <w:tab/>
-      <w:t>2025-08-12</w:t>
+      <w:t>2025-08-13</w:t>
       <w:br/>
       <w:br/>
     </w:r>

--- a/klagomål/A 8982-2025 FSC-klagomål.docx
+++ b/klagomål/A 8982-2025 FSC-klagomål.docx
@@ -954,7 +954,7 @@
     <w:r>
       <w:tab/>
       <w:tab/>
-      <w:t>2025-08-13</w:t>
+      <w:t>2025-08-14</w:t>
       <w:br/>
       <w:br/>
     </w:r>

--- a/klagomål/A 8982-2025 FSC-klagomål.docx
+++ b/klagomål/A 8982-2025 FSC-klagomål.docx
@@ -954,7 +954,7 @@
     <w:r>
       <w:tab/>
       <w:tab/>
-      <w:t>2025-08-14</w:t>
+      <w:t>2025-08-15</w:t>
       <w:br/>
       <w:br/>
     </w:r>

--- a/klagomål/A 8982-2025 FSC-klagomål.docx
+++ b/klagomål/A 8982-2025 FSC-klagomål.docx
@@ -954,7 +954,7 @@
     <w:r>
       <w:tab/>
       <w:tab/>
-      <w:t>2025-08-15</w:t>
+      <w:t>2025-08-16</w:t>
       <w:br/>
       <w:br/>
     </w:r>

--- a/klagomål/A 8982-2025 FSC-klagomål.docx
+++ b/klagomål/A 8982-2025 FSC-klagomål.docx
@@ -954,7 +954,7 @@
     <w:r>
       <w:tab/>
       <w:tab/>
-      <w:t>2025-08-16</w:t>
+      <w:t>2025-08-17</w:t>
       <w:br/>
       <w:br/>
     </w:r>

--- a/klagomål/A 8982-2025 FSC-klagomål.docx
+++ b/klagomål/A 8982-2025 FSC-klagomål.docx
@@ -954,7 +954,7 @@
     <w:r>
       <w:tab/>
       <w:tab/>
-      <w:t>2025-08-17</w:t>
+      <w:t>2025-08-18</w:t>
       <w:br/>
       <w:br/>
     </w:r>

--- a/klagomål/A 8982-2025 FSC-klagomål.docx
+++ b/klagomål/A 8982-2025 FSC-klagomål.docx
@@ -954,7 +954,7 @@
     <w:r>
       <w:tab/>
       <w:tab/>
-      <w:t>2025-08-18</w:t>
+      <w:t>2025-08-19</w:t>
       <w:br/>
       <w:br/>
     </w:r>

--- a/klagomål/A 8982-2025 FSC-klagomål.docx
+++ b/klagomål/A 8982-2025 FSC-klagomål.docx
@@ -954,7 +954,7 @@
     <w:r>
       <w:tab/>
       <w:tab/>
-      <w:t>2025-08-19</w:t>
+      <w:t>2025-08-20</w:t>
       <w:br/>
       <w:br/>
     </w:r>

--- a/klagomål/A 8982-2025 FSC-klagomål.docx
+++ b/klagomål/A 8982-2025 FSC-klagomål.docx
@@ -954,7 +954,7 @@
     <w:r>
       <w:tab/>
       <w:tab/>
-      <w:t>2025-08-20</w:t>
+      <w:t>2025-08-21</w:t>
       <w:br/>
       <w:br/>
     </w:r>

--- a/klagomål/A 8982-2025 FSC-klagomål.docx
+++ b/klagomål/A 8982-2025 FSC-klagomål.docx
@@ -954,7 +954,7 @@
     <w:r>
       <w:tab/>
       <w:tab/>
-      <w:t>2025-08-21</w:t>
+      <w:t>2025-08-22</w:t>
       <w:br/>
       <w:br/>
     </w:r>

--- a/klagomål/A 8982-2025 FSC-klagomål.docx
+++ b/klagomål/A 8982-2025 FSC-klagomål.docx
@@ -954,7 +954,7 @@
     <w:r>
       <w:tab/>
       <w:tab/>
-      <w:t>2025-08-22</w:t>
+      <w:t>2025-08-23</w:t>
       <w:br/>
       <w:br/>
     </w:r>

--- a/klagomål/A 8982-2025 FSC-klagomål.docx
+++ b/klagomål/A 8982-2025 FSC-klagomål.docx
@@ -954,7 +954,7 @@
     <w:r>
       <w:tab/>
       <w:tab/>
-      <w:t>2025-08-23</w:t>
+      <w:t>2025-08-24</w:t>
       <w:br/>
       <w:br/>
     </w:r>

--- a/klagomål/A 8982-2025 FSC-klagomål.docx
+++ b/klagomål/A 8982-2025 FSC-klagomål.docx
@@ -954,7 +954,7 @@
     <w:r>
       <w:tab/>
       <w:tab/>
-      <w:t>2025-08-24</w:t>
+      <w:t>2025-08-25</w:t>
       <w:br/>
       <w:br/>
     </w:r>

--- a/klagomål/A 8982-2025 FSC-klagomål.docx
+++ b/klagomål/A 8982-2025 FSC-klagomål.docx
@@ -954,7 +954,7 @@
     <w:r>
       <w:tab/>
       <w:tab/>
-      <w:t>2025-08-25</w:t>
+      <w:t>2025-08-26</w:t>
       <w:br/>
       <w:br/>
     </w:r>

--- a/klagomål/A 8982-2025 FSC-klagomål.docx
+++ b/klagomål/A 8982-2025 FSC-klagomål.docx
@@ -954,7 +954,7 @@
     <w:r>
       <w:tab/>
       <w:tab/>
-      <w:t>2025-08-26</w:t>
+      <w:t>2025-08-30</w:t>
       <w:br/>
       <w:br/>
     </w:r>

--- a/klagomål/A 8982-2025 FSC-klagomål.docx
+++ b/klagomål/A 8982-2025 FSC-klagomål.docx
@@ -954,7 +954,7 @@
     <w:r>
       <w:tab/>
       <w:tab/>
-      <w:t>2025-08-30</w:t>
+      <w:t>2025-08-31</w:t>
       <w:br/>
       <w:br/>
     </w:r>

--- a/klagomål/A 8982-2025 FSC-klagomål.docx
+++ b/klagomål/A 8982-2025 FSC-klagomål.docx
@@ -954,7 +954,7 @@
     <w:r>
       <w:tab/>
       <w:tab/>
-      <w:t>2025-08-31</w:t>
+      <w:t>2025-09-01</w:t>
       <w:br/>
       <w:br/>
     </w:r>

--- a/klagomål/A 8982-2025 FSC-klagomål.docx
+++ b/klagomål/A 8982-2025 FSC-klagomål.docx
@@ -954,7 +954,7 @@
     <w:r>
       <w:tab/>
       <w:tab/>
-      <w:t>2025-09-01</w:t>
+      <w:t>2025-09-04</w:t>
       <w:br/>
       <w:br/>
     </w:r>

--- a/klagomål/A 8982-2025 FSC-klagomål.docx
+++ b/klagomål/A 8982-2025 FSC-klagomål.docx
@@ -954,7 +954,7 @@
     <w:r>
       <w:tab/>
       <w:tab/>
-      <w:t>2025-09-04</w:t>
+      <w:t>2025-09-05</w:t>
       <w:br/>
       <w:br/>
     </w:r>

--- a/klagomål/A 8982-2025 FSC-klagomål.docx
+++ b/klagomål/A 8982-2025 FSC-klagomål.docx
@@ -954,7 +954,7 @@
     <w:r>
       <w:tab/>
       <w:tab/>
-      <w:t>2025-09-05</w:t>
+      <w:t>2025-09-07</w:t>
       <w:br/>
       <w:br/>
     </w:r>

--- a/klagomål/A 8982-2025 FSC-klagomål.docx
+++ b/klagomål/A 8982-2025 FSC-klagomål.docx
@@ -954,7 +954,7 @@
     <w:r>
       <w:tab/>
       <w:tab/>
-      <w:t>2025-09-07</w:t>
+      <w:t>2025-09-08</w:t>
       <w:br/>
       <w:br/>
     </w:r>

--- a/klagomål/A 8982-2025 FSC-klagomål.docx
+++ b/klagomål/A 8982-2025 FSC-klagomål.docx
@@ -954,7 +954,7 @@
     <w:r>
       <w:tab/>
       <w:tab/>
-      <w:t>2025-09-08</w:t>
+      <w:t>2025-09-10</w:t>
       <w:br/>
       <w:br/>
     </w:r>

--- a/klagomål/A 8982-2025 FSC-klagomål.docx
+++ b/klagomål/A 8982-2025 FSC-klagomål.docx
@@ -954,7 +954,7 @@
     <w:r>
       <w:tab/>
       <w:tab/>
-      <w:t>2025-09-10</w:t>
+      <w:t>2025-09-11</w:t>
       <w:br/>
       <w:br/>
     </w:r>

--- a/klagomål/A 8982-2025 FSC-klagomål.docx
+++ b/klagomål/A 8982-2025 FSC-klagomål.docx
@@ -954,7 +954,7 @@
     <w:r>
       <w:tab/>
       <w:tab/>
-      <w:t>2025-09-11</w:t>
+      <w:t>2025-09-12</w:t>
       <w:br/>
       <w:br/>
     </w:r>

--- a/klagomål/A 8982-2025 FSC-klagomål.docx
+++ b/klagomål/A 8982-2025 FSC-klagomål.docx
@@ -954,7 +954,7 @@
     <w:r>
       <w:tab/>
       <w:tab/>
-      <w:t>2025-09-12</w:t>
+      <w:t>2025-09-13</w:t>
       <w:br/>
       <w:br/>
     </w:r>

--- a/klagomål/A 8982-2025 FSC-klagomål.docx
+++ b/klagomål/A 8982-2025 FSC-klagomål.docx
@@ -954,7 +954,7 @@
     <w:r>
       <w:tab/>
       <w:tab/>
-      <w:t>2025-09-13</w:t>
+      <w:t>2025-09-14</w:t>
       <w:br/>
       <w:br/>
     </w:r>

--- a/klagomål/A 8982-2025 FSC-klagomål.docx
+++ b/klagomål/A 8982-2025 FSC-klagomål.docx
@@ -278,7 +278,25 @@
         <w:t>Knärot (VU, §8)</w:t>
       </w:r>
       <w:r>
-        <w:t xml:space="preserve"> är rödlistad som sårbar och fridlyst enligt 8§ artskyddsförordningen. En nyligen genomförd analys av 79 floraväktarlokaler indikerar att det behövs någonstans mellan 100 och 150 meters skyddszon för att en knärotspopulation inte ska dö ut på lång sikt (Sebestyén &amp; Sundberg, 2025). Detta ligger väl i linje med tidigare genomförda studier som visar att det krävs väl tilltagna buffertzoner för att knäroten inte ska ta skada av skogsbruksåtgärder i intilliggande skog (Johnson, 2014; Koelmeijer m.fl., 2022; Skogsstyrelsen, 2022). Arten är även känslig för gallring vilket framgår av Skogsstyrelsens egen vägledning för hänsyn till knärot (Skogsstyrelsen, 2022). För rika förekomster av knärot är reservatsbildning eller biotopskydd lämpliga åtgärder för att skydda den (SLU Artdatabanken, 2024).</w:t>
+        <w:t xml:space="preserve"> är rödlistad som sårbar och fridlyst enligt 8§ artskyddsförordningen. En nyligen genomförd analys av 79 floraväktarlokaler indikerar att det behövs någonstans mellan 100 och 150 meters skyddszon för att en knärotspopulation inte ska dö ut på lång sikt (Sebestyén &amp; Sundberg, 2025). Detta ligger väl i linje med tidigare genomförda studier som visar att det krävs väl tilltagna buffertzoner för att knäroten inte ska ta skada av skogsbruksåtgärder i intilliggande skog (Johnson, 2014; Koelmeijer m.fl., 2022; Skogsstyrelsen, 2022). Arten är även känslig för gallring vilket framgår av Skogsstyrelsens egen vägledning för hänsyn till knärot (Skogsstyrelsen, 2022). För rika förekomster av knärot är reservatsbildning eller biotopskydd lämpliga åtgärder för att skydda den. På knärot kan den sällsynta rostsvampen </w:t>
+      </w:r>
+      <w:r>
+        <w:rPr>
+          <w:i/>
+        </w:rPr>
+        <w:t>Pucciniastrum goodyerae</w:t>
+      </w:r>
+      <w:r>
+        <w:t xml:space="preserve"> påträffas. </w:t>
+      </w:r>
+      <w:r>
+        <w:rPr>
+          <w:i/>
+        </w:rPr>
+        <w:t>Pucciniastrum goodyerae</w:t>
+      </w:r>
+      <w:r>
+        <w:t xml:space="preserve"> är klassad som NE (ej bedömd) i rödlistan(SLU Artdatabanken, 2024).</w:t>
       </w:r>
     </w:p>
     <w:p>
@@ -954,7 +972,7 @@
     <w:r>
       <w:tab/>
       <w:tab/>
-      <w:t>2025-09-14</w:t>
+      <w:t>2025-09-15</w:t>
       <w:br/>
       <w:br/>
     </w:r>

--- a/klagomål/A 8982-2025 FSC-klagomål.docx
+++ b/klagomål/A 8982-2025 FSC-klagomål.docx
@@ -972,7 +972,7 @@
     <w:r>
       <w:tab/>
       <w:tab/>
-      <w:t>2025-09-15</w:t>
+      <w:t>2025-09-16</w:t>
       <w:br/>
       <w:br/>
     </w:r>

--- a/klagomål/A 8982-2025 FSC-klagomål.docx
+++ b/klagomål/A 8982-2025 FSC-klagomål.docx
@@ -972,7 +972,7 @@
     <w:r>
       <w:tab/>
       <w:tab/>
-      <w:t>2025-09-16</w:t>
+      <w:t>2025-09-17</w:t>
       <w:br/>
       <w:br/>
     </w:r>

--- a/klagomål/A 8982-2025 FSC-klagomål.docx
+++ b/klagomål/A 8982-2025 FSC-klagomål.docx
@@ -972,7 +972,7 @@
     <w:r>
       <w:tab/>
       <w:tab/>
-      <w:t>2025-09-17</w:t>
+      <w:t>2025-09-18</w:t>
       <w:br/>
       <w:br/>
     </w:r>

--- a/klagomål/A 8982-2025 FSC-klagomål.docx
+++ b/klagomål/A 8982-2025 FSC-klagomål.docx
@@ -972,7 +972,7 @@
     <w:r>
       <w:tab/>
       <w:tab/>
-      <w:t>2025-09-18</w:t>
+      <w:t>2025-09-22</w:t>
       <w:br/>
       <w:br/>
     </w:r>

--- a/klagomål/A 8982-2025 FSC-klagomål.docx
+++ b/klagomål/A 8982-2025 FSC-klagomål.docx
@@ -972,7 +972,7 @@
     <w:r>
       <w:tab/>
       <w:tab/>
-      <w:t>2025-09-22</w:t>
+      <w:t>2025-09-23</w:t>
       <w:br/>
       <w:br/>
     </w:r>

--- a/klagomål/A 8982-2025 FSC-klagomål.docx
+++ b/klagomål/A 8982-2025 FSC-klagomål.docx
@@ -972,7 +972,7 @@
     <w:r>
       <w:tab/>
       <w:tab/>
-      <w:t>2025-09-23</w:t>
+      <w:t>2025-09-24</w:t>
       <w:br/>
       <w:br/>
     </w:r>

--- a/klagomål/A 8982-2025 FSC-klagomål.docx
+++ b/klagomål/A 8982-2025 FSC-klagomål.docx
@@ -972,7 +972,7 @@
     <w:r>
       <w:tab/>
       <w:tab/>
-      <w:t>2025-09-24</w:t>
+      <w:t>2025-09-25</w:t>
       <w:br/>
       <w:br/>
     </w:r>

--- a/klagomål/A 8982-2025 FSC-klagomål.docx
+++ b/klagomål/A 8982-2025 FSC-klagomål.docx
@@ -972,7 +972,7 @@
     <w:r>
       <w:tab/>
       <w:tab/>
-      <w:t>2025-09-25</w:t>
+      <w:t>2025-09-26</w:t>
       <w:br/>
       <w:br/>
     </w:r>

--- a/klagomål/A 8982-2025 FSC-klagomål.docx
+++ b/klagomål/A 8982-2025 FSC-klagomål.docx
@@ -972,7 +972,7 @@
     <w:r>
       <w:tab/>
       <w:tab/>
-      <w:t>2025-09-26</w:t>
+      <w:t>2025-09-27</w:t>
       <w:br/>
       <w:br/>
     </w:r>

--- a/klagomål/A 8982-2025 FSC-klagomål.docx
+++ b/klagomål/A 8982-2025 FSC-klagomål.docx
@@ -972,7 +972,7 @@
     <w:r>
       <w:tab/>
       <w:tab/>
-      <w:t>2025-09-27</w:t>
+      <w:t>2025-09-28</w:t>
       <w:br/>
       <w:br/>
     </w:r>

--- a/klagomål/A 8982-2025 FSC-klagomål.docx
+++ b/klagomål/A 8982-2025 FSC-klagomål.docx
@@ -972,7 +972,7 @@
     <w:r>
       <w:tab/>
       <w:tab/>
-      <w:t>2025-09-28</w:t>
+      <w:t>2025-09-29</w:t>
       <w:br/>
       <w:br/>
     </w:r>

--- a/klagomål/A 8982-2025 FSC-klagomål.docx
+++ b/klagomål/A 8982-2025 FSC-klagomål.docx
@@ -972,7 +972,7 @@
     <w:r>
       <w:tab/>
       <w:tab/>
-      <w:t>2025-09-29</w:t>
+      <w:t>2025-09-30</w:t>
       <w:br/>
       <w:br/>
     </w:r>

--- a/klagomål/A 8982-2025 FSC-klagomål.docx
+++ b/klagomål/A 8982-2025 FSC-klagomål.docx
@@ -972,7 +972,7 @@
     <w:r>
       <w:tab/>
       <w:tab/>
-      <w:t>2025-09-30</w:t>
+      <w:t>2025-10-01</w:t>
       <w:br/>
       <w:br/>
     </w:r>

--- a/klagomål/A 8982-2025 FSC-klagomål.docx
+++ b/klagomål/A 8982-2025 FSC-klagomål.docx
@@ -972,7 +972,7 @@
     <w:r>
       <w:tab/>
       <w:tab/>
-      <w:t>2025-10-01</w:t>
+      <w:t>2025-10-02</w:t>
       <w:br/>
       <w:br/>
     </w:r>

--- a/klagomål/A 8982-2025 FSC-klagomål.docx
+++ b/klagomål/A 8982-2025 FSC-klagomål.docx
@@ -972,7 +972,7 @@
     <w:r>
       <w:tab/>
       <w:tab/>
-      <w:t>2025-10-02</w:t>
+      <w:t>2025-10-03</w:t>
       <w:br/>
       <w:br/>
     </w:r>
